--- a/Weight.docx
+++ b/Weight.docx
@@ -131,7 +131,7 @@
               <w:jc w:val="left"/>
             </w:pPr>
             <w:r>
-              <w:t xml:space="preserve">2026-04-28</w:t>
+              <w:t xml:space="preserve">4/28/2026</w:t>
             </w:r>
           </w:p>
         </w:tc>
@@ -181,7 +181,7 @@
               <w:jc w:val="left"/>
             </w:pPr>
             <w:r>
-              <w:t xml:space="preserve">2026-04-30</w:t>
+              <w:t xml:space="preserve">4/30/2026</w:t>
             </w:r>
           </w:p>
         </w:tc>
@@ -231,7 +231,7 @@
               <w:jc w:val="left"/>
             </w:pPr>
             <w:r>
-              <w:t xml:space="preserve">2026-05-02</w:t>
+              <w:t xml:space="preserve">5/2/2026</w:t>
             </w:r>
           </w:p>
         </w:tc>
@@ -281,7 +281,7 @@
               <w:jc w:val="left"/>
             </w:pPr>
             <w:r>
-              <w:t xml:space="preserve">2026-05-04</w:t>
+              <w:t xml:space="preserve">5/4/2026</w:t>
             </w:r>
           </w:p>
         </w:tc>
@@ -331,7 +331,7 @@
               <w:jc w:val="left"/>
             </w:pPr>
             <w:r>
-              <w:t xml:space="preserve">2026-05-06</w:t>
+              <w:t xml:space="preserve">5/6/2026</w:t>
             </w:r>
           </w:p>
         </w:tc>
@@ -381,7 +381,7 @@
               <w:jc w:val="left"/>
             </w:pPr>
             <w:r>
-              <w:t xml:space="preserve">2026-05-08</w:t>
+              <w:t xml:space="preserve">5/8/2026</w:t>
             </w:r>
           </w:p>
         </w:tc>
@@ -431,7 +431,7 @@
               <w:jc w:val="left"/>
             </w:pPr>
             <w:r>
-              <w:t xml:space="preserve">2026-05-10</w:t>
+              <w:t xml:space="preserve">5/10/2026</w:t>
             </w:r>
           </w:p>
         </w:tc>
@@ -481,7 +481,7 @@
               <w:jc w:val="left"/>
             </w:pPr>
             <w:r>
-              <w:t xml:space="preserve">2026-05-12</w:t>
+              <w:t xml:space="preserve">5/12/2026</w:t>
             </w:r>
           </w:p>
         </w:tc>
@@ -531,7 +531,7 @@
               <w:jc w:val="left"/>
             </w:pPr>
             <w:r>
-              <w:t xml:space="preserve">2026-05-14</w:t>
+              <w:t xml:space="preserve">5/14/2026</w:t>
             </w:r>
           </w:p>
         </w:tc>
@@ -581,7 +581,7 @@
               <w:jc w:val="left"/>
             </w:pPr>
             <w:r>
-              <w:t xml:space="preserve">2026-05-16</w:t>
+              <w:t xml:space="preserve">5/16/2026</w:t>
             </w:r>
           </w:p>
         </w:tc>
@@ -631,7 +631,7 @@
               <w:jc w:val="left"/>
             </w:pPr>
             <w:r>
-              <w:t xml:space="preserve">2026-05-18</w:t>
+              <w:t xml:space="preserve">5/18/2026</w:t>
             </w:r>
           </w:p>
         </w:tc>
@@ -681,7 +681,7 @@
               <w:jc w:val="left"/>
             </w:pPr>
             <w:r>
-              <w:t xml:space="preserve">2026-05-20</w:t>
+              <w:t xml:space="preserve">5/20/2026</w:t>
             </w:r>
           </w:p>
         </w:tc>
@@ -731,7 +731,7 @@
               <w:jc w:val="left"/>
             </w:pPr>
             <w:r>
-              <w:t xml:space="preserve">2026-05-22</w:t>
+              <w:t xml:space="preserve">5/22/2026</w:t>
             </w:r>
           </w:p>
         </w:tc>
@@ -781,7 +781,7 @@
               <w:jc w:val="left"/>
             </w:pPr>
             <w:r>
-              <w:t xml:space="preserve">2026-05-24</w:t>
+              <w:t xml:space="preserve">5/24/2026</w:t>
             </w:r>
           </w:p>
         </w:tc>
@@ -831,7 +831,7 @@
               <w:jc w:val="left"/>
             </w:pPr>
             <w:r>
-              <w:t xml:space="preserve">2026-05-28</w:t>
+              <w:t xml:space="preserve">5/28/2026</w:t>
             </w:r>
           </w:p>
         </w:tc>
@@ -881,7 +881,7 @@
               <w:jc w:val="left"/>
             </w:pPr>
             <w:r>
-              <w:t xml:space="preserve">2026-06-05</w:t>
+              <w:t xml:space="preserve">6/5/2026</w:t>
             </w:r>
           </w:p>
         </w:tc>
@@ -931,7 +931,7 @@
               <w:jc w:val="left"/>
             </w:pPr>
             <w:r>
-              <w:t xml:space="preserve">2026-06-29</w:t>
+              <w:t xml:space="preserve">6/29/2026</w:t>
             </w:r>
           </w:p>
         </w:tc>
@@ -981,7 +981,7 @@
               <w:jc w:val="left"/>
             </w:pPr>
             <w:r>
-              <w:t xml:space="preserve">2026-06-30</w:t>
+              <w:t xml:space="preserve">6/30/2026</w:t>
             </w:r>
           </w:p>
         </w:tc>
@@ -1031,7 +1031,7 @@
               <w:jc w:val="left"/>
             </w:pPr>
             <w:r>
-              <w:t xml:space="preserve">2026-07-02</w:t>
+              <w:t xml:space="preserve">7/2/2026</w:t>
             </w:r>
           </w:p>
         </w:tc>
@@ -1081,7 +1081,7 @@
               <w:jc w:val="left"/>
             </w:pPr>
             <w:r>
-              <w:t xml:space="preserve">2026-07-06</w:t>
+              <w:t xml:space="preserve">7/6/2026</w:t>
             </w:r>
           </w:p>
         </w:tc>
@@ -1131,7 +1131,7 @@
               <w:jc w:val="left"/>
             </w:pPr>
             <w:r>
-              <w:t xml:space="preserve">2026-07-08</w:t>
+              <w:t xml:space="preserve">7/8/2026</w:t>
             </w:r>
           </w:p>
         </w:tc>
@@ -1181,7 +1181,7 @@
               <w:jc w:val="left"/>
             </w:pPr>
             <w:r>
-              <w:t xml:space="preserve">2026-07-10</w:t>
+              <w:t xml:space="preserve">7/10/2026</w:t>
             </w:r>
           </w:p>
         </w:tc>
@@ -1231,7 +1231,7 @@
               <w:jc w:val="left"/>
             </w:pPr>
             <w:r>
-              <w:t xml:space="preserve">2026-07-12</w:t>
+              <w:t xml:space="preserve">7/12/2026</w:t>
             </w:r>
           </w:p>
         </w:tc>
@@ -1281,7 +1281,7 @@
               <w:jc w:val="left"/>
             </w:pPr>
             <w:r>
-              <w:t xml:space="preserve">2026-07-14</w:t>
+              <w:t xml:space="preserve">7/14/2026</w:t>
             </w:r>
           </w:p>
         </w:tc>
@@ -1331,7 +1331,7 @@
               <w:jc w:val="left"/>
             </w:pPr>
             <w:r>
-              <w:t xml:space="preserve">2026-07-16</w:t>
+              <w:t xml:space="preserve">7/16/2026</w:t>
             </w:r>
           </w:p>
         </w:tc>
@@ -1381,7 +1381,7 @@
               <w:jc w:val="left"/>
             </w:pPr>
             <w:r>
-              <w:t xml:space="preserve">2026-07-20</w:t>
+              <w:t xml:space="preserve">7/20/2026</w:t>
             </w:r>
           </w:p>
         </w:tc>
@@ -1431,7 +1431,7 @@
               <w:jc w:val="left"/>
             </w:pPr>
             <w:r>
-              <w:t xml:space="preserve">2026-07-25</w:t>
+              <w:t xml:space="preserve">7/25/2026</w:t>
             </w:r>
           </w:p>
         </w:tc>
@@ -1481,7 +1481,7 @@
               <w:jc w:val="left"/>
             </w:pPr>
             <w:r>
-              <w:t xml:space="preserve">2026-07-28</w:t>
+              <w:t xml:space="preserve">7/28/2026</w:t>
             </w:r>
           </w:p>
         </w:tc>
@@ -1531,7 +1531,7 @@
               <w:jc w:val="left"/>
             </w:pPr>
             <w:r>
-              <w:t xml:space="preserve">2026-07-30</w:t>
+              <w:t xml:space="preserve">7/30/2026</w:t>
             </w:r>
           </w:p>
         </w:tc>
@@ -1581,7 +1581,7 @@
               <w:jc w:val="left"/>
             </w:pPr>
             <w:r>
-              <w:t xml:space="preserve">2026-08-04</w:t>
+              <w:t xml:space="preserve">8/4/2026</w:t>
             </w:r>
           </w:p>
         </w:tc>
@@ -1631,7 +1631,7 @@
               <w:jc w:val="left"/>
             </w:pPr>
             <w:r>
-              <w:t xml:space="preserve">2026-08-10</w:t>
+              <w:t xml:space="preserve">8/10/2026</w:t>
             </w:r>
           </w:p>
         </w:tc>
@@ -1681,7 +1681,7 @@
               <w:jc w:val="left"/>
             </w:pPr>
             <w:r>
-              <w:t xml:space="preserve">2026-08-12</w:t>
+              <w:t xml:space="preserve">8/12/2026</w:t>
             </w:r>
           </w:p>
         </w:tc>
@@ -1731,7 +1731,7 @@
               <w:jc w:val="left"/>
             </w:pPr>
             <w:r>
-              <w:t xml:space="preserve">2026-08-15</w:t>
+              <w:t xml:space="preserve">8/15/2026</w:t>
             </w:r>
           </w:p>
         </w:tc>
@@ -1768,6 +1768,56 @@
             </w:pPr>
             <w:r>
               <w:t xml:space="preserve">14.97</w:t>
+            </w:r>
+          </w:p>
+        </w:tc>
+      </w:tr>
+      <w:tr>
+        <w:tc>
+          <w:tcPr/>
+          <w:p>
+            <w:pPr>
+              <w:pStyle w:val="Compact"/>
+              <w:jc w:val="left"/>
+            </w:pPr>
+            <w:r>
+              <w:t xml:space="preserve">8/20/2026</w:t>
+            </w:r>
+          </w:p>
+        </w:tc>
+        <w:tc>
+          <w:tcPr/>
+          <w:p>
+            <w:pPr>
+              <w:pStyle w:val="Compact"/>
+              <w:jc w:val="right"/>
+            </w:pPr>
+            <w:r>
+              <w:t xml:space="preserve">15</w:t>
+            </w:r>
+          </w:p>
+        </w:tc>
+        <w:tc>
+          <w:tcPr/>
+          <w:p>
+            <w:pPr>
+              <w:pStyle w:val="Compact"/>
+              <w:jc w:val="right"/>
+            </w:pPr>
+            <w:r>
+              <w:t xml:space="preserve">4.5</w:t>
+            </w:r>
+          </w:p>
+        </w:tc>
+        <w:tc>
+          <w:tcPr/>
+          <w:p>
+            <w:pPr>
+              <w:pStyle w:val="Compact"/>
+              <w:jc w:val="right"/>
+            </w:pPr>
+            <w:r>
+              <w:t xml:space="preserve">15.28</w:t>
             </w:r>
           </w:p>
         </w:tc>
